--- a/client/public/cv/talia-hebrew.docx
+++ b/client/public/cv/talia-hebrew.docx
@@ -50,7 +50,7 @@
         </w:rPr>
         <w:t xml:space="preserve">055-6724279  |  </w:t>
       </w:r>
-      <w:hyperlink w:history="1" r:id="rIdcyzpnc4skasteyizl5ipg">
+      <w:hyperlink w:history="1" r:id="rIdxpd5x6ien7-gpasmsdz-r">
         <w:r>
           <w:rPr>
             <w:rFonts w:ascii="Arial" w:cs="Arial" w:eastAsia="Arial" w:hAnsi="Arial"/>
@@ -70,7 +70,7 @@
         </w:rPr>
         <w:t xml:space="preserve">  |  </w:t>
       </w:r>
-      <w:hyperlink w:history="1" r:id="rId5p8i9s5an7msfh4fn_hr1">
+      <w:hyperlink w:history="1" r:id="rIdnlgy9b9xqgyoyt-tpsnco">
         <w:r>
           <w:rPr>
             <w:rFonts w:ascii="Arial" w:cs="Arial" w:eastAsia="Arial" w:hAnsi="Arial"/>
@@ -369,7 +369,7 @@
           <w:szCs w:val="20"/>
           <w:rtl/>
         </w:rPr>
-        <w:t xml:space="preserve">העלאה לאוויר ותחזוקה של המערכת על שרת Ubuntu בענן ועל Render, כולל הגדרת סביבות ותחקור תקלות בסביבת ייצור.</w:t>
+        <w:t xml:space="preserve">העלאת עדכוני גרסה לסביבת הייצור באמצעות PM2 על שרת בענן, וכן ב-Render.</w:t>
       </w:r>
     </w:p>
     <w:p>
@@ -424,7 +424,7 @@
         </w:rPr>
         <w:t xml:space="preserve">	</w:t>
       </w:r>
-      <w:hyperlink w:history="1" r:id="rIdufkvd9h3k5n2w1lfwdv22">
+      <w:hyperlink w:history="1" r:id="rIdxlmsz8rlugv354xat_3pr">
         <w:r>
           <w:rPr>
             <w:rFonts w:ascii="Arial" w:cs="Arial" w:eastAsia="Arial" w:hAnsi="Arial"/>
@@ -532,7 +532,7 @@
         </w:rPr>
         <w:t xml:space="preserve">	</w:t>
       </w:r>
-      <w:hyperlink w:history="1" r:id="rIdespvraulf9mtssl7izgu5">
+      <w:hyperlink w:history="1" r:id="rIdvzsnzwxv8f0n9p1__pgal">
         <w:r>
           <w:rPr>
             <w:rFonts w:ascii="Arial" w:cs="Arial" w:eastAsia="Arial" w:hAnsi="Arial"/>
@@ -619,7 +619,7 @@
         </w:rPr>
         <w:t xml:space="preserve">	</w:t>
       </w:r>
-      <w:hyperlink w:history="1" r:id="rIdasa1zxr0aps7aqxgyfxve">
+      <w:hyperlink w:history="1" r:id="rIdmxydc1mxsfyyxrzsv_tip">
         <w:r>
           <w:rPr>
             <w:rFonts w:ascii="Arial" w:cs="Arial" w:eastAsia="Arial" w:hAnsi="Arial"/>
@@ -830,7 +830,7 @@
           <w:szCs w:val="20"/>
           <w:rtl/>
         </w:rPr>
-        <w:t xml:space="preserve">Linux (Ubuntu), Render</w:t>
+        <w:t xml:space="preserve">Render, PM2</w:t>
       </w:r>
     </w:p>
     <w:p>

--- a/client/public/cv/talia-hebrew.docx
+++ b/client/public/cv/talia-hebrew.docx
@@ -457,49 +457,70 @@
           <w:szCs w:val="20"/>
           <w:rtl/>
         </w:rPr>
-        <w:t xml:space="preserve">פיתוח עוזר מבוסס AI לחיפוש עבודה כ-Monorepo ב-TypeScript: REST API ב-NestJS, צד לקוח ב-Next.js וטיפוסים משותפים.</w:t>
-      </w:r>
-    </w:p>
-    <w:p>
-      <w:pPr>
-        <w:pStyle w:val="ListParagraph"/>
-        <w:numPr>
-          <w:ilvl w:val="0"/>
-          <w:numId w:val="2"/>
-        </w:numPr>
-        <w:bidi/>
-        <w:spacing w:after="40"/>
-        <w:jc w:val="start"/>
-      </w:pPr>
-      <w:r>
-        <w:rPr>
-          <w:rFonts w:ascii="Arial" w:cs="Arial" w:hAnsi="Arial"/>
-          <w:sz w:val="20"/>
-          <w:szCs w:val="20"/>
-          <w:rtl/>
-        </w:rPr>
-        <w:t xml:space="preserve">מימוש הזדהות JWT עם הצפנת סיסמאות ב-bcrypt, ונתונים המשויכים לכל משתמש באמצעות Prisma ו-PostgreSQL עם Migrations.</w:t>
-      </w:r>
-    </w:p>
-    <w:p>
-      <w:pPr>
-        <w:pStyle w:val="ListParagraph"/>
-        <w:numPr>
-          <w:ilvl w:val="0"/>
-          <w:numId w:val="2"/>
-        </w:numPr>
-        <w:bidi/>
-        <w:spacing w:after="40"/>
-        <w:jc w:val="start"/>
-      </w:pPr>
-      <w:r>
-        <w:rPr>
-          <w:rFonts w:ascii="Arial" w:cs="Arial" w:hAnsi="Arial"/>
-          <w:sz w:val="20"/>
-          <w:szCs w:val="20"/>
-          <w:rtl/>
-        </w:rPr>
-        <w:t xml:space="preserve">כתיבת בדיקות Unit ו-End-to-End מול מסד נתונים ייעודי לבדיקות; השלב הבא – דירוג התאמה בין משרה לקורות חיים באמצעות AI.</w:t>
+        <w:t xml:space="preserve">פיתוח עוזר מבוסס AI לחיפוש עבודה כ-Monorepo ב-TypeScript: REST API ב-NestJS, צד לקוח ב-Next.js בעברית (RTL, Tailwind CSS) וטיפוסים משותפים.</w:t>
+      </w:r>
+    </w:p>
+    <w:p>
+      <w:pPr>
+        <w:pStyle w:val="ListParagraph"/>
+        <w:numPr>
+          <w:ilvl w:val="0"/>
+          <w:numId w:val="2"/>
+        </w:numPr>
+        <w:bidi/>
+        <w:spacing w:after="40"/>
+        <w:jc w:val="start"/>
+      </w:pPr>
+      <w:r>
+        <w:rPr>
+          <w:rFonts w:ascii="Arial" w:cs="Arial" w:hAnsi="Arial"/>
+          <w:sz w:val="20"/>
+          <w:szCs w:val="20"/>
+          <w:rtl/>
+        </w:rPr>
+        <w:t xml:space="preserve">מימוש הזדהות JWT, ונתוני משרות ופרופיל קורות חיים המשויכים לכל משתמש באמצעות Prisma ו-PostgreSQL, כולל Migrations ומניעת כפילויות של משרות.</w:t>
+      </w:r>
+    </w:p>
+    <w:p>
+      <w:pPr>
+        <w:pStyle w:val="ListParagraph"/>
+        <w:numPr>
+          <w:ilvl w:val="0"/>
+          <w:numId w:val="2"/>
+        </w:numPr>
+        <w:bidi/>
+        <w:spacing w:after="40"/>
+        <w:jc w:val="start"/>
+      </w:pPr>
+      <w:r>
+        <w:rPr>
+          <w:rFonts w:ascii="Arial" w:cs="Arial" w:hAnsi="Arial"/>
+          <w:sz w:val="20"/>
+          <w:szCs w:val="20"/>
+          <w:rtl/>
+        </w:rPr>
+        <w:t xml:space="preserve">כיסוי השרת והממשק בבדיקות Unit וב-19 בדיקות End-to-End ב-Playwright מול מסד נתונים ייעודי לבדיקות; השלב הבא – דירוג התאמה בין משרה לקורות חיים באמצעות AI.</w:t>
+      </w:r>
+    </w:p>
+    <w:p>
+      <w:pPr>
+        <w:pStyle w:val="ListParagraph"/>
+        <w:numPr>
+          <w:ilvl w:val="0"/>
+          <w:numId w:val="2"/>
+        </w:numPr>
+        <w:bidi/>
+        <w:spacing w:after="40"/>
+        <w:jc w:val="start"/>
+      </w:pPr>
+      <w:r>
+        <w:rPr>
+          <w:rFonts w:ascii="Arial" w:cs="Arial" w:hAnsi="Arial"/>
+          <w:sz w:val="20"/>
+          <w:szCs w:val="20"/>
+          <w:rtl/>
+        </w:rPr>
+        <w:t xml:space="preserve">הקמת תהליך פיתוח בעזרת Claude Code: כללי פרויקט (CLAUDE.md), Hooks שמגינים על Migrations ועל קובצי סודות ומריצים עיצוב קוד ובדיקת טיפוסים, וסוכן Code Review לקריאה בלבד.</w:t>
       </w:r>
     </w:p>
     <w:p>
